--- a/fra/docx/44.content.docx
+++ b/fra/docx/44.content.docx
@@ -28,22 +28,6 @@
       </w:r>
     </w:p>
     <w:p>
-      <w:pPr>
-        <w:pStyle w:val="Heading2"/>
-      </w:pPr>
-      <w:r>
-        <w:rPr>
-          <w:lang w:val="fr_FR" w:bidi="fr_FR"/>
-        </w:rPr>
-        <w:t>License Information</w:t>
-      </w:r>
-      <w:r>
-        <w:rPr>
-          <w:lang w:val="fr_FR" w:bidi="fr_FR"/>
-        </w:rPr>
-      </w:r>
-    </w:p>
-    <w:p>
       <w:pPr/>
       <w:r>
         <w:rPr>
@@ -55,86 +39,25 @@
           <w:b/>
           <w:lang w:val="fr_FR" w:bidi="fr_FR"/>
         </w:rPr>
-        <w:t>Notes d'étude (Biblica)</w:t>
-      </w:r>
-      <w:r>
-        <w:rPr>
-          <w:lang w:val="fr_FR" w:bidi="fr_FR"/>
-        </w:rPr>
-        <w:t xml:space="preserve"> (French) is based on</w:t>
-      </w:r>
-      <w:r>
-        <w:rPr>
-          <w:lang w:val="fr_FR" w:bidi="fr_FR"/>
-        </w:rPr>
-        <w:t xml:space="preserve">: </w:t>
-      </w:r>
-      <w:r>
-        <w:rPr>
-          <w:lang w:val="fr_FR" w:bidi="fr_FR"/>
-        </w:rPr>
         <w:t>Biblica Study Notes</w:t>
       </w:r>
       <w:r>
         <w:rPr>
           <w:lang w:val="fr_FR" w:bidi="fr_FR"/>
         </w:rPr>
-        <w:t xml:space="preserve">, </w:t>
-      </w:r>
-      <w:hyperlink r:id="rId13">
-        <w:r>
-          <w:rPr>
-            <w:lang w:val="fr_FR" w:bidi="fr_FR"/>
-          </w:rPr>
-          <w:rPr>
-            <w:color w:val="0000EE"/>
-            <w:u w:val="single"/>
-          </w:rPr>
-          <w:t>Biblica Inc.</w:t>
-        </w:r>
-      </w:hyperlink>
-      <w:r>
-        <w:rPr>
-          <w:lang w:val="fr_FR" w:bidi="fr_FR"/>
-        </w:rPr>
-        <w:t xml:space="preserve">, 2023, which is licensed under a </w:t>
-      </w:r>
-      <w:hyperlink r:id="rId14">
-        <w:r>
-          <w:rPr>
-            <w:lang w:val="fr_FR" w:bidi="fr_FR"/>
-          </w:rPr>
-          <w:rPr>
-            <w:color w:val="0000EE"/>
-            <w:u w:val="single"/>
-          </w:rPr>
-          <w:t>CC BY-SA 4.0 license</w:t>
-        </w:r>
-      </w:hyperlink>
-      <w:r>
-        <w:rPr>
-          <w:lang w:val="fr_FR" w:bidi="fr_FR"/>
-        </w:rPr>
-        <w:t>.</w:t>
-      </w:r>
-      <w:r>
-        <w:rPr>
-          <w:lang w:val="fr_FR" w:bidi="fr_FR"/>
-        </w:rPr>
-      </w:r>
-    </w:p>
-    <w:p>
-      <w:pPr/>
-      <w:r>
-        <w:rPr>
-          <w:lang w:val="fr_FR" w:bidi="fr_FR"/>
-        </w:rPr>
-      </w:r>
-      <w:r>
-        <w:rPr>
-          <w:lang w:val="fr_FR" w:bidi="fr_FR"/>
-        </w:rPr>
-        <w:t>This PDF version is provided under the same license.</w:t>
+        <w:t xml:space="preserve"> © 2023 Biblica Inc. Released under CC BY-SA 4.0 license. </w:t>
+      </w:r>
+      <w:r>
+        <w:rPr>
+          <w:lang w:val="fr_FR" w:bidi="fr_FR"/>
+        </w:rPr>
+        <w:t>Biblica Study Notes</w:t>
+      </w:r>
+      <w:r>
+        <w:rPr>
+          <w:lang w:val="fr_FR" w:bidi="fr_FR"/>
+        </w:rPr>
+        <w:t xml:space="preserve"> has been adapted in the following languages: Tok Pisin, Arabic (عربي), French (Français), Hindi (हिंदी), Indonesian (Bahasa Indonesia), Portuguese (Português), Russian (Русский), Spanish (Español), Swahili (Kiswahili), and Simplified Chinese (简体中文)from Biblica Study Notes © 2023 Biblica Inc. Released under CC BY-SA 4.0 license by Mission Mutual</w:t>
       </w:r>
       <w:r>
         <w:rPr>

--- a/fra/docx/44.content.docx
+++ b/fra/docx/44.content.docx
@@ -116,26 +116,6 @@
           <w:lang w:val="fr_FR" w:bidi="fr_FR"/>
         </w:rPr>
         <w:t>ACT</w:t>
-      </w:r>
-      <w:r>
-        <w:rPr>
-          <w:lang w:val="fr_FR" w:bidi="fr_FR"/>
-        </w:rPr>
-      </w:r>
-    </w:p>
-    <w:p>
-      <w:pPr/>
-      <w:r>
-        <w:rPr>
-          <w:lang w:val="fr_FR" w:bidi="fr_FR"/>
-        </w:rPr>
-      </w:r>
-      <w:r>
-        <w:rPr>
-          <w:i/>
-          <w:lang w:val="fr_FR" w:bidi="fr_FR"/>
-        </w:rPr>
-        <w:t>Actes 1.1–11, Actes 1.12–26, Actes 2.1–13, Actes 2.14–41, Actes 2.42–47, Actes 3.1–10, Actes 3.11–26, Actes 4.1–22, Actes 4.23–37, Actes 5.1–11, Actes 5.12–26, Actes 5.27–42, Actes 6.1–7, Actes 6.8–15, Actes 7.1–43, Actes 7.44–53, Actes 7.54–60, Actes 8.1–8, Actes 8.9–25, Actes 8.26–40, Actes 9.1–19, Actes 9.20–31, Actes 9.32–43, Actes 10.1–16, Actes 10.17–33, Actes 10.34–48, Actes 11.1–18, Actes 11.19–30, Actes 12.1–17, Actes 12.18–24, Actes 12.25–13.12, Actes 13.13–41, Actes 13.42–52, Actes des apôtres 14.1–7, Actes 14.8–18, Actes 14.19–28, Actes 15.1–35, Actes 15.36–41, Actes 16.1–10, Actes 16.11–24, Acts 16.25–40, Actes 17.1–15, Actes 17.16–34, Actes 18.1–17, Actes 18.18–28, Actes 19.1–22, Actes 19.23–41, Actes 20.1–12, Actes 20.13–38, Actes 21.1–16, Actes 21.17–26, Actes 21.27–40, Actes 22.1–30, Actes 23.1–35, Actes 24.1–27, Actes 25.1–27, Actes 26.1–32, Actes 27.1–44, Actes 28.1–16, Actes 28.17–31</w:t>
       </w:r>
       <w:r>
         <w:rPr>

--- a/fra/docx/44.content.docx
+++ b/fra/docx/44.content.docx
@@ -19,7 +19,7 @@
         <w:rPr>
           <w:lang w:val="fr_FR" w:bidi="fr_FR"/>
         </w:rPr>
-        <w:t>Resource: Notes d'étude (Biblica)</w:t>
+        <w:t>Resource: Biblica Study Notes</w:t>
       </w:r>
       <w:r>
         <w:rPr>
@@ -78,7 +78,7 @@
         <w:rPr>
           <w:lang w:val="fr_FR" w:bidi="fr_FR"/>
         </w:rPr>
-        <w:t>Notes d'étude (Biblica)</w:t>
+        <w:t>Biblica Study Notes</w:t>
       </w:r>
     </w:p>
     <w:p>
